--- a/media/reports/generated/breastscreeningai_ir_letter_2026.docx
+++ b/media/reports/generated/breastscreeningai_ir_letter_2026.docx
@@ -404,7 +404,7 @@
           <w:color w:val="243B53"/>
           <w:sz w:val="21"/>
         </w:rPr>
-        <w:t>Clinical and workflow work continued through documented field activity, including CHTMAD and ULSTMAD research periods in November 2025 and January 2026. Quantitative results from that work should only be presented after consolidation and approval. Earlier controlled and exploratory studies remain useful evidence, but their limitations must stay visible in investor and public communication.</w:t>
+        <w:t>Clinical and workflow work continued through documented field activity at Clinical Site 10 during November 2025 and January 2026. Quantitative results from that work should only be presented after consolidation and approval. Earlier controlled and exploratory studies remain useful evidence, but their limitations must stay visible in investor and public communication.</w:t>
       </w:r>
     </w:p>
     <w:p>
